--- a/docs/user-manual.docx
+++ b/docs/user-manual.docx
@@ -955,7 +955,7 @@
           <w:spacing w:val="0"/>
           <w:color w:val="181E2A"/>
         </w:rPr>
-        <w:t xml:space="preserve">~$8/mo</w:t>
+        <w:t xml:space="preserve">$2.99/mo</w:t>
       </w:r>
     </w:p>
     <w:p>
@@ -1005,7 +1005,7 @@
           <w:spacing w:val="0"/>
           <w:color w:val="181E2A"/>
         </w:rPr>
-        <w:t xml:space="preserve">~$18/mo</w:t>
+        <w:t xml:space="preserve">$5.99/mo</w:t>
       </w:r>
     </w:p>
     <w:p>
@@ -1055,7 +1055,7 @@
           <w:spacing w:val="0"/>
           <w:color w:val="181E2A"/>
         </w:rPr>
-        <w:t xml:space="preserve">~$35/mo</w:t>
+        <w:t xml:space="preserve">$9.99/mo</w:t>
       </w:r>
     </w:p>
     <w:p>
